--- a/artifacts/HR-03/build/interview-transcript-ca-001-recruiter-screen.docx
+++ b/artifacts/HR-03/build/interview-transcript-ca-001-recruiter-screen.docx
@@ -56,7 +56,7 @@
         </w:numPr>
       </w:pPr>
       <w:r>
-        <w:t xml:space="preserve">Requisition ID: RQN-2026-0105</w:t>
+        <w:t xml:space="preserve">Requisition ID: RQN-2026-0106</w:t>
       </w:r>
     </w:p>
     <w:p>
@@ -80,7 +80,7 @@
         </w:numPr>
       </w:pPr>
       <w:r>
-        <w:t xml:space="preserve">Interviewer: Lior Fenmore (Recruiter)</w:t>
+        <w:t xml:space="preserve">Interviewer: Sable Underhill (Recruiter)</w:t>
       </w:r>
     </w:p>
     <w:p>
@@ -116,7 +116,7 @@
         </w:numPr>
       </w:pPr>
       <w:r>
-        <w:t xml:space="preserve">Written communication (CMP-04)</w:t>
+        <w:t xml:space="preserve">Collaboration across teams (CMP-05)</w:t>
       </w:r>
     </w:p>
     <w:p>
@@ -128,7 +128,7 @@
         </w:numPr>
       </w:pPr>
       <w:r>
-        <w:t xml:space="preserve">Collaboration across teams (CMP-05)</w:t>
+        <w:t xml:space="preserve">Customer empathy (CMP-06)</w:t>
       </w:r>
     </w:p>
     <w:bookmarkStart w:id="9" w:name="transcript"/>
@@ -145,7 +145,7 @@
         <w:pStyle w:val="FirstParagraph"/>
       </w:pPr>
       <w:r>
-        <w:t xml:space="preserve">[00:00:06] Lior Fenmore (Recruiter): Good afternoon, and thank you for making the time. Before anything else, are you happy for this to be recorded and transcribed?</w:t>
+        <w:t xml:space="preserve">[00:00:06] Sable Underhill (Recruiter): Good afternoon, and thank you for making the time. Before anything else, are you happy for this to be recorded and transcribed?</w:t>
       </w:r>
     </w:p>
     <w:p>
@@ -161,7 +161,7 @@
         <w:pStyle w:val="BodyText"/>
       </w:pPr>
       <w:r>
-        <w:t xml:space="preserve">[00:00:31] Lior Fenmore (Recruiter): Thank you. This is a screen rather than a technical conversation, so I will keep it to about half an hour. I want to understand what you are looking for and give you an honest picture of the role.</w:t>
+        <w:t xml:space="preserve">[00:00:31] Sable Underhill (Recruiter): Thank you. This is a screen rather than a working session, so I will keep it to about half an hour. I want to understand what you are looking for, and to give you an honest picture of the seat.</w:t>
       </w:r>
     </w:p>
     <w:p>
@@ -177,351 +177,351 @@
         <w:pStyle w:val="BodyText"/>
       </w:pPr>
       <w:r>
-        <w:t xml:space="preserve">[00:01:12] Lior Fenmore (Recruiter): Good. Let us start with you. What have you been doing?</w:t>
-      </w:r>
-    </w:p>
-    <w:p>
-      <w:pPr>
-        <w:pStyle w:val="BodyText"/>
-      </w:pPr>
-      <w:r>
-        <w:t xml:space="preserve">[00:01:26] Ianthe Wrenfield (Candidate): I have been on the platform side of a mid sized product team. The last four years have been almost entirely distributed systems work, mostly the ingest and enrichment path that everything else reads from.</w:t>
-      </w:r>
-    </w:p>
-    <w:p>
-      <w:pPr>
-        <w:pStyle w:val="BodyText"/>
-      </w:pPr>
-      <w:r>
-        <w:t xml:space="preserve">[00:02:03] Lior Fenmore (Recruiter): When you say the path everything else reads from, how many teams are downstream of you?</w:t>
-      </w:r>
-    </w:p>
-    <w:p>
-      <w:pPr>
-        <w:pStyle w:val="BodyText"/>
-      </w:pPr>
-      <w:r>
-        <w:t xml:space="preserve">[00:02:19] Ianthe Wrenfield (Candidate): Five, and two of them are outside engineering. That is the part I have found most interesting and also most tiring.</w:t>
-      </w:r>
-    </w:p>
-    <w:p>
-      <w:pPr>
-        <w:pStyle w:val="BodyText"/>
-      </w:pPr>
-      <w:r>
-        <w:t xml:space="preserve">[00:02:41] Lior Fenmore (Recruiter): Say more about tiring.</w:t>
-      </w:r>
-    </w:p>
-    <w:p>
-      <w:pPr>
-        <w:pStyle w:val="BodyText"/>
-      </w:pPr>
-      <w:r>
-        <w:t xml:space="preserve">[00:02:48] Ianthe Wrenfield (Candidate): Every change to the shape of the data is a negotiation with people who did not choose to be in the negotiation. You cannot just announce a change. You have to write it down, give people a window, and then chase the ones who did not read it.</w:t>
-      </w:r>
-    </w:p>
-    <w:p>
-      <w:pPr>
-        <w:pStyle w:val="BodyText"/>
-      </w:pPr>
-      <w:r>
-        <w:t xml:space="preserve">[00:03:22] Lior Fenmore (Recruiter): How do you write it down?</w:t>
-      </w:r>
-    </w:p>
-    <w:p>
-      <w:pPr>
-        <w:pStyle w:val="BodyText"/>
-      </w:pPr>
-      <w:r>
-        <w:t xml:space="preserve">[00:03:29] Ianthe Wrenfield (Candidate): A short note with the before and after, a date, and what breaks if you do nothing. I keep them all in one place so somebody can go back and see when a field changed.</w:t>
-      </w:r>
-    </w:p>
-    <w:p>
-      <w:pPr>
-        <w:pStyle w:val="BodyText"/>
-      </w:pPr>
-      <w:r>
-        <w:t xml:space="preserve">[00:04:01] Lior Fenmore (Recruiter): That is close to how the team here works. They write a design note before code and argue in the document. Does that appeal or does it sound slow?</w:t>
-      </w:r>
-    </w:p>
-    <w:p>
-      <w:pPr>
-        <w:pStyle w:val="BodyText"/>
-      </w:pPr>
-      <w:r>
-        <w:t xml:space="preserve">[00:04:24] Ianthe Wrenfield (Candidate): It appeals. I have worked the other way and the arguing still happens, it just happens later and in person, which is worse.</w:t>
-      </w:r>
-    </w:p>
-    <w:p>
-      <w:pPr>
-        <w:pStyle w:val="BodyText"/>
-      </w:pPr>
-      <w:r>
-        <w:t xml:space="preserve">[00:04:47] Lior Fenmore (Recruiter): Tell me about a time the writing did not save you.</w:t>
-      </w:r>
-    </w:p>
-    <w:p>
-      <w:pPr>
-        <w:pStyle w:val="BodyText"/>
-      </w:pPr>
-      <w:r>
-        <w:t xml:space="preserve">[00:04:56] Ianthe Wrenfield (Candidate): There was a field we deprecated. I wrote the note, gave a long window, and one consumer had automation reading the field that nobody on their side remembered building. It broke on a weekend.</w:t>
-      </w:r>
-    </w:p>
-    <w:p>
-      <w:pPr>
-        <w:pStyle w:val="BodyText"/>
-      </w:pPr>
-      <w:r>
-        <w:t xml:space="preserve">[00:05:32] Lior Fenmore (Recruiter): What did you change afterward?</w:t>
-      </w:r>
-    </w:p>
-    <w:p>
-      <w:pPr>
-        <w:pStyle w:val="BodyText"/>
-      </w:pPr>
-      <w:r>
-        <w:t xml:space="preserve">[00:05:39] Ianthe Wrenfield (Candidate): I stopped trusting the announcement and started checking traffic. If nothing is reading it for a month, then it is safe to remove. If something is, I go and find who owns it before I do anything.</w:t>
-      </w:r>
-    </w:p>
-    <w:p>
-      <w:pPr>
-        <w:pStyle w:val="BodyText"/>
-      </w:pPr>
-      <w:r>
-        <w:t xml:space="preserve">[00:06:12] Lior Fenmore (Recruiter): That is a useful instinct here. The team owns a path with the same problem.</w:t>
-      </w:r>
-    </w:p>
-    <w:p>
-      <w:pPr>
-        <w:pStyle w:val="BodyText"/>
-      </w:pPr>
-      <w:r>
-        <w:t xml:space="preserve">[00:06:28] Ianthe Wrenfield (Candidate): I assumed so from the brief. It reads like a team that has been three people against a four person design.</w:t>
-      </w:r>
-    </w:p>
-    <w:p>
-      <w:pPr>
-        <w:pStyle w:val="BodyText"/>
-      </w:pPr>
-      <w:r>
-        <w:t xml:space="preserve">[00:06:47] Lior Fenmore (Recruiter): That is fair and I will not pretend otherwise. Why are you looking?</w:t>
-      </w:r>
-    </w:p>
-    <w:p>
-      <w:pPr>
-        <w:pStyle w:val="BodyText"/>
-      </w:pPr>
-      <w:r>
-        <w:t xml:space="preserve">[00:07:03] Ianthe Wrenfield (Candidate): The work I want to do next is sequencing rather than absorbing. Where I am now, the backlog is set by whoever asks loudest, and I have stopped being able to change that from where I sit.</w:t>
-      </w:r>
-    </w:p>
-    <w:p>
-      <w:pPr>
-        <w:pStyle w:val="BodyText"/>
-      </w:pPr>
-      <w:r>
-        <w:t xml:space="preserve">[00:07:36] Lior Fenmore (Recruiter): What would make this a bad move for you?</w:t>
-      </w:r>
-    </w:p>
-    <w:p>
-      <w:pPr>
-        <w:pStyle w:val="BodyText"/>
-      </w:pPr>
-      <w:r>
-        <w:t xml:space="preserve">[00:07:44] Ianthe Wrenfield (Candidate): If the sequencing turns out to be nominal. If I arrive and the queue is still set elsewhere, I would be unhappy inside a quarter and I would rather say that now.</w:t>
-      </w:r>
-    </w:p>
-    <w:p>
-      <w:pPr>
-        <w:pStyle w:val="BodyText"/>
-      </w:pPr>
-      <w:r>
-        <w:t xml:space="preserve">[00:08:11] Lior Fenmore (Recruiter): I would rather you said it now too. I will pass that to the hiring manager as a question for him rather than for you.</w:t>
-      </w:r>
-    </w:p>
-    <w:p>
-      <w:pPr>
-        <w:pStyle w:val="BodyText"/>
-      </w:pPr>
-      <w:r>
-        <w:t xml:space="preserve">[00:08:31] Ianthe Wrenfield (Candidate): Thank you, that is helpful.</w:t>
-      </w:r>
-    </w:p>
-    <w:p>
-      <w:pPr>
-        <w:pStyle w:val="BodyText"/>
-      </w:pPr>
-      <w:r>
-        <w:t xml:space="preserve">[00:08:40] Lior Fenmore (Recruiter): Tell me about working with people outside engineering.</w:t>
-      </w:r>
-    </w:p>
-    <w:p>
-      <w:pPr>
-        <w:pStyle w:val="BodyText"/>
-      </w:pPr>
-      <w:r>
-        <w:t xml:space="preserve">[00:08:51] Ianthe Wrenfield (Candidate): The two non engineering consumers I mentioned were an operations group and a reporting group. The operations group taught me to stop writing for engineers. They needed to know what changed for them, not how it was implemented.</w:t>
-      </w:r>
-    </w:p>
-    <w:p>
-      <w:pPr>
-        <w:pStyle w:val="BodyText"/>
-      </w:pPr>
-      <w:r>
-        <w:t xml:space="preserve">[00:09:29] Lior Fenmore (Recruiter): Did you get that right first time?</w:t>
-      </w:r>
-    </w:p>
-    <w:p>
-      <w:pPr>
-        <w:pStyle w:val="BodyText"/>
-      </w:pPr>
-      <w:r>
-        <w:t xml:space="preserve">[00:09:37] Ianthe Wrenfield (Candidate): No. My first few notes were unreadable to them and they told me so, politely. I rewrote the template with one of their analysts sitting next to me and it has been fine since.</w:t>
-      </w:r>
-    </w:p>
-    <w:p>
-      <w:pPr>
-        <w:pStyle w:val="BodyText"/>
-      </w:pPr>
-      <w:r>
-        <w:t xml:space="preserve">[00:10:12] Lior Fenmore (Recruiter): That is the answer I was hoping for. Have you managed anyone?</w:t>
-      </w:r>
-    </w:p>
-    <w:p>
-      <w:pPr>
-        <w:pStyle w:val="BodyText"/>
-      </w:pPr>
-      <w:r>
-        <w:t xml:space="preserve">[00:10:26] Ianthe Wrenfield (Candidate): Not formally. I have mentored two people and I have run the on call handover, which is management of a kind but not the kind you mean.</w:t>
-      </w:r>
-    </w:p>
-    <w:p>
-      <w:pPr>
-        <w:pStyle w:val="BodyText"/>
-      </w:pPr>
-      <w:r>
-        <w:t xml:space="preserve">[00:10:53] Lior Fenmore (Recruiter): Is management where you want to go?</w:t>
-      </w:r>
-    </w:p>
-    <w:p>
-      <w:pPr>
-        <w:pStyle w:val="BodyText"/>
-      </w:pPr>
-      <w:r>
-        <w:t xml:space="preserve">[00:11:01] Ianthe Wrenfield (Candidate): Not yet. I would like another stretch of building first, and I would like it to be somewhere the building is respected.</w:t>
-      </w:r>
-    </w:p>
-    <w:p>
-      <w:pPr>
-        <w:pStyle w:val="BodyText"/>
-      </w:pPr>
-      <w:r>
-        <w:t xml:space="preserve">[00:11:24] Lior Fenmore (Recruiter): Understood. Practical questions now. What is your notice?</w:t>
-      </w:r>
-    </w:p>
-    <w:p>
-      <w:pPr>
-        <w:pStyle w:val="BodyText"/>
-      </w:pPr>
-      <w:r>
-        <w:t xml:space="preserve">[00:11:38] Ianthe Wrenfield (Candidate): Six weeks, and I would take a short break between, so I would be looking at early May at the soonest.</w:t>
-      </w:r>
-    </w:p>
-    <w:p>
-      <w:pPr>
-        <w:pStyle w:val="BodyText"/>
-      </w:pPr>
-      <w:r>
-        <w:t xml:space="preserve">[00:11:59] Lior Fenmore (Recruiter): That fits the target start on the requisition, so no problem there. Are you in any other processes?</w:t>
-      </w:r>
-    </w:p>
-    <w:p>
-      <w:pPr>
-        <w:pStyle w:val="BodyText"/>
-      </w:pPr>
-      <w:r>
-        <w:t xml:space="preserve">[00:12:20] Ianthe Wrenfield (Candidate): Two. One is early and one is at final stage. I will tell you if that changes rather than surprising you at the end.</w:t>
-      </w:r>
-    </w:p>
-    <w:p>
-      <w:pPr>
-        <w:pStyle w:val="BodyText"/>
-      </w:pPr>
-      <w:r>
-        <w:t xml:space="preserve">[00:12:45] Lior Fenmore (Recruiter): I appreciate that. What are your questions for me?</w:t>
-      </w:r>
-    </w:p>
-    <w:p>
-      <w:pPr>
-        <w:pStyle w:val="BodyText"/>
-      </w:pPr>
-      <w:r>
-        <w:t xml:space="preserve">[00:12:56] Ianthe Wrenfield (Candidate): How is the on call load shared, and who decides what the team works on next quarter?</w:t>
-      </w:r>
-    </w:p>
-    <w:p>
-      <w:pPr>
-        <w:pStyle w:val="BodyText"/>
-      </w:pPr>
-      <w:r>
-        <w:t xml:space="preserve">[00:13:15] Lior Fenmore (Recruiter): On call is shared across the whole group rather than sitting on one team, and the next quarter is set by the hiring manager with the department director. I will make sure you get to ask him the second one directly.</w:t>
-      </w:r>
-    </w:p>
-    <w:p>
-      <w:pPr>
-        <w:pStyle w:val="BodyText"/>
-      </w:pPr>
-      <w:r>
-        <w:t xml:space="preserve">[00:13:47] Ianthe Wrenfield (Candidate): That is what I wanted to hear. And the loop itself?</w:t>
-      </w:r>
-    </w:p>
-    <w:p>
-      <w:pPr>
-        <w:pStyle w:val="BodyText"/>
-      </w:pPr>
-      <w:r>
-        <w:t xml:space="preserve">[00:14:01] Lior Fenmore (Recruiter): Three conversations. This one, then the hiring manager, then a working session with a staff engineer on design. Written feedback from each of us before anyone discusses a decision.</w:t>
-      </w:r>
-    </w:p>
-    <w:p>
-      <w:pPr>
-        <w:pStyle w:val="BodyText"/>
-      </w:pPr>
-      <w:r>
-        <w:t xml:space="preserve">[00:14:33] Ianthe Wrenfield (Candidate): That is a shorter loop than I expected.</w:t>
-      </w:r>
-    </w:p>
-    <w:p>
-      <w:pPr>
-        <w:pStyle w:val="BodyText"/>
-      </w:pPr>
-      <w:r>
-        <w:t xml:space="preserve">[00:14:43] Lior Fenmore (Recruiter): It is deliberate. We would rather ask three good questions than seven polite ones. Anything you would like me to pass on before we finish?</w:t>
-      </w:r>
-    </w:p>
-    <w:p>
-      <w:pPr>
-        <w:pStyle w:val="BodyText"/>
-      </w:pPr>
-      <w:r>
-        <w:t xml:space="preserve">[00:15:09] Ianthe Wrenfield (Candidate): Only the sequencing question. I would rather it be answered honestly than answered well.</w:t>
-      </w:r>
-    </w:p>
-    <w:p>
-      <w:pPr>
-        <w:pStyle w:val="BodyText"/>
-      </w:pPr>
-      <w:r>
-        <w:t xml:space="preserve">[00:15:28] Lior Fenmore (Recruiter): Noted, and it will be. I will come back to you inside two working days either way. Thank you for your time.</w:t>
-      </w:r>
-    </w:p>
-    <w:p>
-      <w:pPr>
-        <w:pStyle w:val="BodyText"/>
-      </w:pPr>
-      <w:r>
-        <w:t xml:space="preserve">[00:15:50] Ianthe Wrenfield (Candidate): Thank you.</w:t>
+        <w:t xml:space="preserve">[00:01:12] Sable Underhill (Recruiter): Good. Let us start with you. What have you been doing?</w:t>
+      </w:r>
+    </w:p>
+    <w:p>
+      <w:pPr>
+        <w:pStyle w:val="BodyText"/>
+      </w:pPr>
+      <w:r>
+        <w:t xml:space="preserve">[00:01:26] Ianthe Wrenfield (Candidate): I have been running delivery programs inside a services group of about two hundred people. The last four years have been almost entirely process mapping and rollout work across regions that had quietly drifted apart from each other.</w:t>
+      </w:r>
+    </w:p>
+    <w:p>
+      <w:pPr>
+        <w:pStyle w:val="BodyText"/>
+      </w:pPr>
+      <w:r>
+        <w:t xml:space="preserve">[00:02:03] Sable Underhill (Recruiter): Drifted apart how?</w:t>
+      </w:r>
+    </w:p>
+    <w:p>
+      <w:pPr>
+        <w:pStyle w:val="BodyText"/>
+      </w:pPr>
+      <w:r>
+        <w:t xml:space="preserve">[00:02:19] Ianthe Wrenfield (Candidate): Each region had built its own version of the same procedure, and every version was defensible on the day it was written. Put them side by side and they disagree about what finished means.</w:t>
+      </w:r>
+    </w:p>
+    <w:p>
+      <w:pPr>
+        <w:pStyle w:val="BodyText"/>
+      </w:pPr>
+      <w:r>
+        <w:t xml:space="preserve">[00:02:41] Sable Underhill (Recruiter): What did you do with them?</w:t>
+      </w:r>
+    </w:p>
+    <w:p>
+      <w:pPr>
+        <w:pStyle w:val="BodyText"/>
+      </w:pPr>
+      <w:r>
+        <w:t xml:space="preserve">[00:02:48] Ianthe Wrenfield (Candidate): Read all of them first, which took longer than anybody wanted. Then one document, with the regional differences on it as named lines rather than as separate copies.</w:t>
+      </w:r>
+    </w:p>
+    <w:p>
+      <w:pPr>
+        <w:pStyle w:val="BodyText"/>
+      </w:pPr>
+      <w:r>
+        <w:t xml:space="preserve">[00:03:22] Sable Underhill (Recruiter): Did the regions accept that?</w:t>
+      </w:r>
+    </w:p>
+    <w:p>
+      <w:pPr>
+        <w:pStyle w:val="BodyText"/>
+      </w:pPr>
+      <w:r>
+        <w:t xml:space="preserve">[00:03:29] Ianthe Wrenfield (Candidate): Not at once. They accepted it when they could see their own line on the shared document. What they were defending was the exception, not the copy.</w:t>
+      </w:r>
+    </w:p>
+    <w:p>
+      <w:pPr>
+        <w:pStyle w:val="BodyText"/>
+      </w:pPr>
+      <w:r>
+        <w:t xml:space="preserve">[00:04:01] Sable Underhill (Recruiter): That is close to something this team has open right now. Does it sound tedious or does it sound like the work?</w:t>
+      </w:r>
+    </w:p>
+    <w:p>
+      <w:pPr>
+        <w:pStyle w:val="BodyText"/>
+      </w:pPr>
+      <w:r>
+        <w:t xml:space="preserve">[00:04:24] Ianthe Wrenfield (Candidate): It is the work. Reconciliation is unglamorous and it is the thing that decides whether the rest of the plan is real.</w:t>
+      </w:r>
+    </w:p>
+    <w:p>
+      <w:pPr>
+        <w:pStyle w:val="BodyText"/>
+      </w:pPr>
+      <w:r>
+        <w:t xml:space="preserve">[00:04:47] Sable Underhill (Recruiter): Tell me about working with people who do not report to you.</w:t>
+      </w:r>
+    </w:p>
+    <w:p>
+      <w:pPr>
+        <w:pStyle w:val="BodyText"/>
+      </w:pPr>
+      <w:r>
+        <w:t xml:space="preserve">[00:04:56] Ianthe Wrenfield (Candidate): Nobody on my last program reported to me, so that is the only way I have worked. The habit I have built is to ask what each person is already being measured on before I ask them for anything.</w:t>
+      </w:r>
+    </w:p>
+    <w:p>
+      <w:pPr>
+        <w:pStyle w:val="BodyText"/>
+      </w:pPr>
+      <w:r>
+        <w:t xml:space="preserve">[00:05:32] Sable Underhill (Recruiter): Why that first?</w:t>
+      </w:r>
+    </w:p>
+    <w:p>
+      <w:pPr>
+        <w:pStyle w:val="BodyText"/>
+      </w:pPr>
+      <w:r>
+        <w:t xml:space="preserve">[00:05:39] Ianthe Wrenfield (Candidate): Because most refusals are not refusals. Somebody is being asked to spend a week on my program and to explain the week to their own manager afterward, and if I have not made that easy then I am the problem.</w:t>
+      </w:r>
+    </w:p>
+    <w:p>
+      <w:pPr>
+        <w:pStyle w:val="BodyText"/>
+      </w:pPr>
+      <w:r>
+        <w:t xml:space="preserve">[00:06:12] Sable Underhill (Recruiter): Has that failed for you?</w:t>
+      </w:r>
+    </w:p>
+    <w:p>
+      <w:pPr>
+        <w:pStyle w:val="BodyText"/>
+      </w:pPr>
+      <w:r>
+        <w:t xml:space="preserve">[00:06:28] Ianthe Wrenfield (Candidate): It failed with one team who had been burned by a previous program that promised a short effort and took a quarter. There was nothing to say. I ran two cycles where I asked for less than I needed and delivered exactly what I said, and after that they came to me.</w:t>
+      </w:r>
+    </w:p>
+    <w:p>
+      <w:pPr>
+        <w:pStyle w:val="BodyText"/>
+      </w:pPr>
+      <w:r>
+        <w:t xml:space="preserve">[00:07:03] Sable Underhill (Recruiter): This seat sits close to customers, though it does not carry an account. How near have you been to the customer side?</w:t>
+      </w:r>
+    </w:p>
+    <w:p>
+      <w:pPr>
+        <w:pStyle w:val="BodyText"/>
+      </w:pPr>
+      <w:r>
+        <w:t xml:space="preserve">[00:07:36] Ianthe Wrenfield (Candidate): Nearer than the plan usually admits. On the last rollout I sat in on support calls for a fortnight before I wrote anything, and it changed the sequence I proposed.</w:t>
+      </w:r>
+    </w:p>
+    <w:p>
+      <w:pPr>
+        <w:pStyle w:val="BodyText"/>
+      </w:pPr>
+      <w:r>
+        <w:t xml:space="preserve">[00:07:44] Sable Underhill (Recruiter): Changed it how?</w:t>
+      </w:r>
+    </w:p>
+    <w:p>
+      <w:pPr>
+        <w:pStyle w:val="BodyText"/>
+      </w:pPr>
+      <w:r>
+        <w:t xml:space="preserve">[00:08:11] Ianthe Wrenfield (Candidate): We had been describing the work as a migration, which is an internal word. What the customer experienced was being asked the same question twice by two different people, and then waiting. Once I wrote it that way, the argument about ordering resolved itself in an afternoon.</w:t>
+      </w:r>
+    </w:p>
+    <w:p>
+      <w:pPr>
+        <w:pStyle w:val="BodyText"/>
+      </w:pPr>
+      <w:r>
+        <w:t xml:space="preserve">[00:08:31] Sable Underhill (Recruiter): That is the answer I was hoping for. Why are you looking?</w:t>
+      </w:r>
+    </w:p>
+    <w:p>
+      <w:pPr>
+        <w:pStyle w:val="BodyText"/>
+      </w:pPr>
+      <w:r>
+        <w:t xml:space="preserve">[00:08:40] Ianthe Wrenfield (Candidate): Two reasons. The work I want next is a program I hold end to end rather than a phase of one. And the group I am in has stopped writing anything down, so every decision gets made again a month later.</w:t>
+      </w:r>
+    </w:p>
+    <w:p>
+      <w:pPr>
+        <w:pStyle w:val="BodyText"/>
+      </w:pPr>
+      <w:r>
+        <w:t xml:space="preserve">[00:09:29] Sable Underhill (Recruiter): Say more about that second one.</w:t>
+      </w:r>
+    </w:p>
+    <w:p>
+      <w:pPr>
+        <w:pStyle w:val="BodyText"/>
+      </w:pPr>
+      <w:r>
+        <w:t xml:space="preserve">[00:09:37] Ianthe Wrenfield (Candidate): We agree something in a room, nobody records the reason, and then somebody new asks the same question in good faith and we relitigate it. I have watched a sensible decision get reversed twice that way.</w:t>
+      </w:r>
+    </w:p>
+    <w:p>
+      <w:pPr>
+        <w:pStyle w:val="BodyText"/>
+      </w:pPr>
+      <w:r>
+        <w:t xml:space="preserve">[00:10:12] Sable Underhill (Recruiter): I should tell you that the seat here is a senior individual contributor one. There are no reports and there will not be.</w:t>
+      </w:r>
+    </w:p>
+    <w:p>
+      <w:pPr>
+        <w:pStyle w:val="BodyText"/>
+      </w:pPr>
+      <w:r>
+        <w:t xml:space="preserve">[00:10:26] Ianthe Wrenfield (Candidate): That is what I read and it is what I want. I have mentored people and I have run a program office of a kind, but I am not looking for a management ladder yet.</w:t>
+      </w:r>
+    </w:p>
+    <w:p>
+      <w:pPr>
+        <w:pStyle w:val="BodyText"/>
+      </w:pPr>
+      <w:r>
+        <w:t xml:space="preserve">[00:10:53] Sable Underhill (Recruiter): Good, because that is not on offer. What would make this a bad move for you?</w:t>
+      </w:r>
+    </w:p>
+    <w:p>
+      <w:pPr>
+        <w:pStyle w:val="BodyText"/>
+      </w:pPr>
+      <w:r>
+        <w:t xml:space="preserve">[00:11:01] Ianthe Wrenfield (Candidate): If the plan turned out to be somebody else’s and I was here to format it. I would be unhappy inside a quarter and I would rather say so now.</w:t>
+      </w:r>
+    </w:p>
+    <w:p>
+      <w:pPr>
+        <w:pStyle w:val="BodyText"/>
+      </w:pPr>
+      <w:r>
+        <w:t xml:space="preserve">[00:11:24] Sable Underhill (Recruiter): I would rather you said it now too. I will pass that to the hiring manager as a question for him rather than for you.</w:t>
+      </w:r>
+    </w:p>
+    <w:p>
+      <w:pPr>
+        <w:pStyle w:val="BodyText"/>
+      </w:pPr>
+      <w:r>
+        <w:t xml:space="preserve">[00:11:38] Ianthe Wrenfield (Candidate): Thank you, that is helpful.</w:t>
+      </w:r>
+    </w:p>
+    <w:p>
+      <w:pPr>
+        <w:pStyle w:val="BodyText"/>
+      </w:pPr>
+      <w:r>
+        <w:t xml:space="preserve">[00:11:59] Sable Underhill (Recruiter): Practical matters. What is your notice?</w:t>
+      </w:r>
+    </w:p>
+    <w:p>
+      <w:pPr>
+        <w:pStyle w:val="BodyText"/>
+      </w:pPr>
+      <w:r>
+        <w:t xml:space="preserve">[00:12:20] Ianthe Wrenfield (Candidate): Six weeks, and I would take a short break in between, so late in April at the soonest.</w:t>
+      </w:r>
+    </w:p>
+    <w:p>
+      <w:pPr>
+        <w:pStyle w:val="BodyText"/>
+      </w:pPr>
+      <w:r>
+        <w:t xml:space="preserve">[00:12:45] Sable Underhill (Recruiter): That sits inside the target start on the requisition, so no difficulty there. Are you in any other processes?</w:t>
+      </w:r>
+    </w:p>
+    <w:p>
+      <w:pPr>
+        <w:pStyle w:val="BodyText"/>
+      </w:pPr>
+      <w:r>
+        <w:t xml:space="preserve">[00:12:56] Ianthe Wrenfield (Candidate): Two. One is early and one is at final stage. I will tell you if that changes rather than surprising you at the end.</w:t>
+      </w:r>
+    </w:p>
+    <w:p>
+      <w:pPr>
+        <w:pStyle w:val="BodyText"/>
+      </w:pPr>
+      <w:r>
+        <w:t xml:space="preserve">[00:13:15] Sable Underhill (Recruiter): I appreciate that. What are your questions for me?</w:t>
+      </w:r>
+    </w:p>
+    <w:p>
+      <w:pPr>
+        <w:pStyle w:val="BodyText"/>
+      </w:pPr>
+      <w:r>
+        <w:t xml:space="preserve">[00:13:47] Ianthe Wrenfield (Candidate): Who owns the sequence today, and what happens when a region says it is ready and is not?</w:t>
+      </w:r>
+    </w:p>
+    <w:p>
+      <w:pPr>
+        <w:pStyle w:val="BodyText"/>
+      </w:pPr>
+      <w:r>
+        <w:t xml:space="preserve">[00:14:01] Sable Underhill (Recruiter): The first one belongs to the hiring manager and I will make sure you get to ask it directly. On the second, honestly, today it is noticed late.</w:t>
+      </w:r>
+    </w:p>
+    <w:p>
+      <w:pPr>
+        <w:pStyle w:val="BodyText"/>
+      </w:pPr>
+      <w:r>
+        <w:t xml:space="preserve">[00:14:33] Ianthe Wrenfield (Candidate): Then that is a real problem to be hired into rather than a tidy one.</w:t>
+      </w:r>
+    </w:p>
+    <w:p>
+      <w:pPr>
+        <w:pStyle w:val="BodyText"/>
+      </w:pPr>
+      <w:r>
+        <w:t xml:space="preserve">[00:14:43] Sable Underhill (Recruiter): It is. The loop is three conversations. This one, then the hiring manager, then a working session with one of the program managers on the team. Written feedback from each of us before anybody discusses a decision.</w:t>
+      </w:r>
+    </w:p>
+    <w:p>
+      <w:pPr>
+        <w:pStyle w:val="BodyText"/>
+      </w:pPr>
+      <w:r>
+        <w:t xml:space="preserve">[00:15:09] Ianthe Wrenfield (Candidate): That is shorter than I expected, and I would rather it were short.</w:t>
+      </w:r>
+    </w:p>
+    <w:p>
+      <w:pPr>
+        <w:pStyle w:val="BodyText"/>
+      </w:pPr>
+      <w:r>
+        <w:t xml:space="preserve">[00:15:28] Sable Underhill (Recruiter): It is deliberate. Anything you would like me to pass on before we finish?</w:t>
+      </w:r>
+    </w:p>
+    <w:p>
+      <w:pPr>
+        <w:pStyle w:val="BodyText"/>
+      </w:pPr>
+      <w:r>
+        <w:t xml:space="preserve">[00:15:50] Ianthe Wrenfield (Candidate): Only the question about the sequence. I would rather it were answered honestly than answered well.</w:t>
+      </w:r>
+    </w:p>
+    <w:p>
+      <w:pPr>
+        <w:pStyle w:val="BodyText"/>
+      </w:pPr>
+      <w:r>
+        <w:t xml:space="preserve">[00:16:14] Sable Underhill (Recruiter): Noted, and it will be. I will come back to you inside two working days either way. Thank you for your time.</w:t>
+      </w:r>
+    </w:p>
+    <w:p>
+      <w:pPr>
+        <w:pStyle w:val="BodyText"/>
+      </w:pPr>
+      <w:r>
+        <w:t xml:space="preserve">[00:16:31] Ianthe Wrenfield (Candidate): Thank you.</w:t>
       </w:r>
     </w:p>
     <w:bookmarkEnd w:id="9"/>
